--- a/视频/对照文本/11-文本.docx
+++ b/视频/对照文本/11-文本.docx
@@ -180,7 +180,7 @@
                 <w:color w:val="AAC4B6"/>
                 <w:sz w:val="21"/>
               </w:rPr>
-              <w:t>据说围棋</w:t>
+              <w:t>据说，围棋</w:t>
             </w:r>
           </w:p>
         </w:tc>
@@ -200,7 +200,7 @@
                 <w:color w:val="AAC4B6"/>
                 <w:sz w:val="21"/>
               </w:rPr>
-              <w:t>可能出现的</w:t>
+              <w:t>所允许出现的</w:t>
             </w:r>
           </w:p>
         </w:tc>
@@ -220,7 +220,7 @@
                 <w:color w:val="FBBF24"/>
                 <w:sz w:val="21"/>
               </w:rPr>
-              <w:t>局面</w:t>
+              <w:t>布局</w:t>
             </w:r>
             <w:r>
               <w:rPr>
@@ -229,7 +229,7 @@
                 <w:color w:val="AAC4B6"/>
                 <w:sz w:val="21"/>
               </w:rPr>
-              <w:t xml:space="preserve"> </w:t>
+              <w:t>（数量），比宇宙中的</w:t>
             </w:r>
             <w:r>
               <w:rPr>
@@ -238,7 +238,16 @@
                 <w:color w:val="AAC4B6"/>
                 <w:sz w:val="21"/>
               </w:rPr>
-              <w:t>比宇宙中的</w:t>
+              <w:t xml:space="preserve"> </w:t>
+            </w:r>
+            <w:r>
+              <w:rPr>
+                <w:rFonts w:ascii="Calibri" w:hAnsi="Calibri" w:eastAsia="微软雅黑"/>
+                <w:b/>
+                <w:color w:val="38BDF8"/>
+                <w:sz w:val="21"/>
+              </w:rPr>
+              <w:t>原子</w:t>
             </w:r>
             <w:r>
               <w:rPr>
@@ -252,29 +261,11 @@
             <w:r>
               <w:rPr>
                 <w:rFonts w:ascii="Calibri" w:hAnsi="Calibri" w:eastAsia="微软雅黑"/>
-                <w:b/>
-                <w:color w:val="38BDF8"/>
-                <w:sz w:val="21"/>
-              </w:rPr>
-              <w:t>原子</w:t>
-            </w:r>
-            <w:r>
-              <w:rPr>
-                <w:rFonts w:ascii="Calibri" w:hAnsi="Calibri" w:eastAsia="微软雅黑"/>
                 <w:b w:val="0"/>
                 <w:color w:val="AAC4B6"/>
                 <w:sz w:val="21"/>
               </w:rPr>
-              <w:t xml:space="preserve"> </w:t>
-            </w:r>
-            <w:r>
-              <w:rPr>
-                <w:rFonts w:ascii="Calibri" w:hAnsi="Calibri" w:eastAsia="微软雅黑"/>
-                <w:b w:val="0"/>
-                <w:color w:val="AAC4B6"/>
-                <w:sz w:val="21"/>
-              </w:rPr>
-              <w:t>还多，</w:t>
+              <w:t>还要多，</w:t>
             </w:r>
           </w:p>
         </w:tc>
@@ -1175,7 +1166,7 @@
                 <w:color w:val="AAC4B6"/>
                 <w:sz w:val="21"/>
               </w:rPr>
-              <w:t>一位善于</w:t>
+              <w:t>一个韩国</w:t>
             </w:r>
             <w:r>
               <w:rPr>
@@ -1193,7 +1184,7 @@
                 <w:color w:val="38BDF8"/>
                 <w:sz w:val="21"/>
               </w:rPr>
-              <w:t>谋略</w:t>
+              <w:t>战略家</w:t>
             </w:r>
             <w:r>
               <w:rPr>
@@ -1202,16 +1193,7 @@
                 <w:color w:val="AAC4B6"/>
                 <w:sz w:val="21"/>
               </w:rPr>
-              <w:t xml:space="preserve"> </w:t>
-            </w:r>
-            <w:r>
-              <w:rPr>
-                <w:rFonts w:ascii="Calibri" w:hAnsi="Calibri" w:eastAsia="微软雅黑"/>
-                <w:b w:val="0"/>
-                <w:color w:val="AAC4B6"/>
-                <w:sz w:val="21"/>
-              </w:rPr>
-              <w:t>的韩国棋手，</w:t>
+              <w:t>（围棋大师），</w:t>
             </w:r>
           </w:p>
         </w:tc>
@@ -1541,7 +1523,7 @@
                 <w:color w:val="F472B6"/>
                 <w:sz w:val="21"/>
               </w:rPr>
-              <w:t>招法</w:t>
+              <w:t>招数/手段</w:t>
             </w:r>
             <w:r>
               <w:rPr>
@@ -1550,16 +1532,7 @@
                 <w:color w:val="AAC4B6"/>
                 <w:sz w:val="21"/>
               </w:rPr>
-              <w:t xml:space="preserve"> </w:t>
-            </w:r>
-            <w:r>
-              <w:rPr>
-                <w:rFonts w:ascii="Calibri" w:hAnsi="Calibri" w:eastAsia="微软雅黑"/>
-                <w:b w:val="0"/>
-                <w:color w:val="AAC4B6"/>
-                <w:sz w:val="21"/>
-              </w:rPr>
-              <w:t>是</w:t>
+              <w:t>，是</w:t>
             </w:r>
           </w:p>
         </w:tc>
@@ -1579,7 +1552,7 @@
                 <w:color w:val="AAC4B6"/>
                 <w:sz w:val="21"/>
               </w:rPr>
-              <w:t>把一枚棋子下在</w:t>
+              <w:t>将一枚棋子下在</w:t>
             </w:r>
           </w:p>
         </w:tc>
@@ -1595,11 +1568,20 @@
             <w:r>
               <w:rPr>
                 <w:rFonts w:ascii="Calibri" w:hAnsi="Calibri" w:eastAsia="微软雅黑"/>
+                <w:b/>
+                <w:color w:val="BEF264"/>
+                <w:sz w:val="21"/>
+              </w:rPr>
+              <w:t>与</w:t>
+            </w:r>
+            <w:r>
+              <w:rPr>
+                <w:rFonts w:ascii="Calibri" w:hAnsi="Calibri" w:eastAsia="微软雅黑"/>
                 <w:b w:val="0"/>
                 <w:color w:val="AAC4B6"/>
                 <w:sz w:val="21"/>
               </w:rPr>
-              <w:t>对方棋子的</w:t>
+              <w:t xml:space="preserve"> </w:t>
             </w:r>
             <w:r>
               <w:rPr>
@@ -1608,6 +1590,15 @@
                 <w:color w:val="AAC4B6"/>
                 <w:sz w:val="21"/>
               </w:rPr>
+              <w:t>对方棋子的</w:t>
+            </w:r>
+            <w:r>
+              <w:rPr>
+                <w:rFonts w:ascii="Calibri" w:hAnsi="Calibri" w:eastAsia="微软雅黑"/>
+                <w:b w:val="0"/>
+                <w:color w:val="AAC4B6"/>
+                <w:sz w:val="21"/>
+              </w:rPr>
               <w:t xml:space="preserve"> </w:t>
             </w:r>
             <w:r>
@@ -1626,7 +1617,16 @@
                 <w:color w:val="AAC4B6"/>
                 <w:sz w:val="21"/>
               </w:rPr>
-              <w:t>，并</w:t>
+              <w:t xml:space="preserve"> </w:t>
+            </w:r>
+            <w:r>
+              <w:rPr>
+                <w:rFonts w:ascii="Calibri" w:hAnsi="Calibri" w:eastAsia="微软雅黑"/>
+                <w:b/>
+                <w:color w:val="BEF264"/>
+                <w:sz w:val="21"/>
+              </w:rPr>
+              <w:t>相邻</w:t>
             </w:r>
             <w:r>
               <w:rPr>
@@ -1640,56 +1640,11 @@
             <w:r>
               <w:rPr>
                 <w:rFonts w:ascii="Calibri" w:hAnsi="Calibri" w:eastAsia="微软雅黑"/>
-                <w:b/>
-                <w:color w:val="BEF264"/>
-                <w:sz w:val="21"/>
-              </w:rPr>
-              <w:t>与</w:t>
-            </w:r>
-            <w:r>
-              <w:rPr>
-                <w:rFonts w:ascii="Calibri" w:hAnsi="Calibri" w:eastAsia="微软雅黑"/>
                 <w:b w:val="0"/>
                 <w:color w:val="AAC4B6"/>
                 <w:sz w:val="21"/>
               </w:rPr>
-              <w:t xml:space="preserve"> </w:t>
-            </w:r>
-            <w:r>
-              <w:rPr>
-                <w:rFonts w:ascii="Calibri" w:hAnsi="Calibri" w:eastAsia="微软雅黑"/>
-                <w:b w:val="0"/>
-                <w:color w:val="AAC4B6"/>
-                <w:sz w:val="21"/>
-              </w:rPr>
-              <w:t>之</w:t>
-            </w:r>
-            <w:r>
-              <w:rPr>
-                <w:rFonts w:ascii="Calibri" w:hAnsi="Calibri" w:eastAsia="微软雅黑"/>
-                <w:b w:val="0"/>
-                <w:color w:val="AAC4B6"/>
-                <w:sz w:val="21"/>
-              </w:rPr>
-              <w:t xml:space="preserve"> </w:t>
-            </w:r>
-            <w:r>
-              <w:rPr>
-                <w:rFonts w:ascii="Calibri" w:hAnsi="Calibri" w:eastAsia="微软雅黑"/>
-                <w:b/>
-                <w:color w:val="BEF264"/>
-                <w:sz w:val="21"/>
-              </w:rPr>
-              <w:t>紧邻</w:t>
-            </w:r>
-            <w:r>
-              <w:rPr>
-                <w:rFonts w:ascii="Calibri" w:hAnsi="Calibri" w:eastAsia="微软雅黑"/>
-                <w:b w:val="0"/>
-                <w:color w:val="AAC4B6"/>
-                <w:sz w:val="21"/>
-              </w:rPr>
-              <w:t>。</w:t>
+              <w:t>的地方。</w:t>
             </w:r>
           </w:p>
         </w:tc>
@@ -1732,14 +1687,15 @@
         </w:tblBorders>
       </w:tblPr>
       <w:tblGrid>
-        <w:gridCol w:w="3513"/>
-        <w:gridCol w:w="3513"/>
-        <w:gridCol w:w="3513"/>
+        <w:gridCol w:w="2635"/>
+        <w:gridCol w:w="2635"/>
+        <w:gridCol w:w="2635"/>
+        <w:gridCol w:w="2635"/>
       </w:tblGrid>
       <w:tr>
         <w:tc>
           <w:tcPr>
-            <w:tcW w:type="dxa" w:w="3513"/>
+            <w:tcW w:type="dxa" w:w="2635"/>
           </w:tcPr>
           <w:p>
             <w:pPr>
@@ -1771,13 +1727,13 @@
                 <w:color w:val="F0F7F2"/>
                 <w:sz w:val="26"/>
               </w:rPr>
-              <w:t>'s fifth line,</w:t>
+              <w:t>'s</w:t>
             </w:r>
           </w:p>
         </w:tc>
         <w:tc>
           <w:tcPr>
-            <w:tcW w:type="dxa" w:w="3513"/>
+            <w:tcW w:type="dxa" w:w="2635"/>
           </w:tcPr>
           <w:p>
             <w:pPr>
@@ -1791,13 +1747,13 @@
                 <w:color w:val="F0F7F2"/>
                 <w:sz w:val="26"/>
               </w:rPr>
-              <w:t>it</w:t>
+              <w:t>fifth line,</w:t>
             </w:r>
           </w:p>
         </w:tc>
         <w:tc>
           <w:tcPr>
-            <w:tcW w:type="dxa" w:w="3513"/>
+            <w:tcW w:type="dxa" w:w="2635"/>
           </w:tcPr>
           <w:p>
             <w:pPr>
@@ -1811,6 +1767,26 @@
                 <w:color w:val="F0F7F2"/>
                 <w:sz w:val="26"/>
               </w:rPr>
+              <w:t>it</w:t>
+            </w:r>
+          </w:p>
+        </w:tc>
+        <w:tc>
+          <w:tcPr>
+            <w:tcW w:type="dxa" w:w="2635"/>
+          </w:tcPr>
+          <w:p>
+            <w:pPr>
+              <w:spacing w:after="0"/>
+              <w:jc w:val="center"/>
+            </w:pPr>
+            <w:r>
+              <w:rPr>
+                <w:rFonts w:ascii="Calibri" w:hAnsi="Calibri" w:eastAsia="微软雅黑"/>
+                <w:b w:val="0"/>
+                <w:color w:val="F0F7F2"/>
+                <w:sz w:val="26"/>
+              </w:rPr>
               <w:t xml:space="preserve">was hardly </w:t>
             </w:r>
             <w:r>
@@ -1837,7 +1813,7 @@
       <w:tr>
         <w:tc>
           <w:tcPr>
-            <w:tcW w:type="dxa" w:w="3513"/>
+            <w:tcW w:type="dxa" w:w="2635"/>
           </w:tcPr>
           <w:p>
             <w:pPr>
@@ -1851,7 +1827,7 @@
                 <w:color w:val="AAC4B6"/>
                 <w:sz w:val="21"/>
               </w:rPr>
-              <w:t>落在</w:t>
+              <w:t>在</w:t>
             </w:r>
             <w:r>
               <w:rPr>
@@ -1869,31 +1845,25 @@
                 <w:color w:val="FB923C"/>
                 <w:sz w:val="21"/>
               </w:rPr>
-              <w:t>棋盘</w:t>
-            </w:r>
-            <w:r>
-              <w:rPr>
-                <w:rFonts w:ascii="Calibri" w:hAnsi="Calibri" w:eastAsia="微软雅黑"/>
-                <w:b w:val="0"/>
-                <w:color w:val="AAC4B6"/>
+              <w:t>网格</w:t>
+            </w:r>
+            <w:r>
+              <w:br/>
+            </w:r>
+            <w:r>
+              <w:rPr>
+                <w:rFonts w:ascii="Calibri" w:hAnsi="Calibri" w:eastAsia="微软雅黑"/>
+                <w:b/>
+                <w:color w:val="FB923C"/>
                 <w:sz w:val="21"/>
               </w:rPr>
-              <w:t xml:space="preserve"> </w:t>
-            </w:r>
-            <w:r>
-              <w:rPr>
-                <w:rFonts w:ascii="Calibri" w:hAnsi="Calibri" w:eastAsia="微软雅黑"/>
-                <w:b w:val="0"/>
-                <w:color w:val="AAC4B6"/>
-                <w:sz w:val="21"/>
-              </w:rPr>
-              <w:t>的第五线上，</w:t>
+              <w:t>（方格构成的网状 - 指 棋盘）</w:t>
             </w:r>
           </w:p>
         </w:tc>
         <w:tc>
           <w:tcPr>
-            <w:tcW w:type="dxa" w:w="3513"/>
+            <w:tcW w:type="dxa" w:w="2635"/>
           </w:tcPr>
           <w:p>
             <w:pPr>
@@ -1907,13 +1877,13 @@
                 <w:color w:val="AAC4B6"/>
                 <w:sz w:val="21"/>
               </w:rPr>
-              <w:t>这一手</w:t>
+              <w:t>第五线上落子，</w:t>
             </w:r>
           </w:p>
         </w:tc>
         <w:tc>
           <w:tcPr>
-            <w:tcW w:type="dxa" w:w="3513"/>
+            <w:tcW w:type="dxa" w:w="2635"/>
           </w:tcPr>
           <w:p>
             <w:pPr>
@@ -1927,7 +1897,27 @@
                 <w:color w:val="AAC4B6"/>
                 <w:sz w:val="21"/>
               </w:rPr>
-              <w:t>算不上</w:t>
+              <w:t>这</w:t>
+            </w:r>
+          </w:p>
+        </w:tc>
+        <w:tc>
+          <w:tcPr>
+            <w:tcW w:type="dxa" w:w="2635"/>
+          </w:tcPr>
+          <w:p>
+            <w:pPr>
+              <w:spacing w:after="0"/>
+              <w:jc w:val="center"/>
+            </w:pPr>
+            <w:r>
+              <w:rPr>
+                <w:rFonts w:ascii="Calibri" w:hAnsi="Calibri" w:eastAsia="微软雅黑"/>
+                <w:b w:val="0"/>
+                <w:color w:val="AAC4B6"/>
+                <w:sz w:val="21"/>
+              </w:rPr>
+              <w:t>几乎不能算是</w:t>
             </w:r>
             <w:r>
               <w:rPr>
@@ -2207,6 +2197,18 @@
                 <w:sz w:val="21"/>
               </w:rPr>
               <w:t>落子</w:t>
+            </w:r>
+            <w:r>
+              <w:br/>
+            </w:r>
+            <w:r>
+              <w:rPr>
+                <w:rFonts w:ascii="Calibri" w:hAnsi="Calibri" w:eastAsia="微软雅黑"/>
+                <w:b/>
+                <w:color w:val="FBBF24"/>
+                <w:sz w:val="21"/>
+              </w:rPr>
+              <w:t>（把人或物放到合适位置）</w:t>
             </w:r>
           </w:p>
         </w:tc>
@@ -3084,10 +3086,10 @@
               <w:rPr>
                 <w:rFonts w:ascii="Calibri" w:hAnsi="Calibri" w:eastAsia="微软雅黑"/>
                 <w:b/>
-                <w:color w:val="FCA5A5"/>
+                <w:color w:val="5EEAD4"/>
                 <w:sz w:val="21"/>
               </w:rPr>
-              <w:t>罕见</w:t>
+              <w:t>惊人的</w:t>
             </w:r>
             <w:r>
               <w:rPr>
@@ -3101,29 +3103,11 @@
             <w:r>
               <w:rPr>
                 <w:rFonts w:ascii="Calibri" w:hAnsi="Calibri" w:eastAsia="微软雅黑"/>
-                <w:b w:val="0"/>
-                <w:color w:val="AAC4B6"/>
+                <w:b/>
+                <w:color w:val="FCA5A5"/>
                 <w:sz w:val="21"/>
               </w:rPr>
-              <w:t>得</w:t>
-            </w:r>
-            <w:r>
-              <w:rPr>
-                <w:rFonts w:ascii="Calibri" w:hAnsi="Calibri" w:eastAsia="微软雅黑"/>
-                <w:b w:val="0"/>
-                <w:color w:val="AAC4B6"/>
-                <w:sz w:val="21"/>
-              </w:rPr>
-              <w:t xml:space="preserve"> </w:t>
-            </w:r>
-            <w:r>
-              <w:rPr>
-                <w:rFonts w:ascii="Calibri" w:hAnsi="Calibri" w:eastAsia="微软雅黑"/>
-                <w:b/>
-                <w:color w:val="5EEAD4"/>
-                <w:sz w:val="21"/>
-              </w:rPr>
-              <w:t>惊人</w:t>
+              <w:t>罕见</w:t>
             </w:r>
             <w:r>
               <w:rPr>
@@ -3285,7 +3269,7 @@
                 <w:color w:val="AAC4B6"/>
                 <w:sz w:val="21"/>
               </w:rPr>
-              <w:t>AlphaGo 起初</w:t>
+              <w:t>AlphaGo 起初先</w:t>
             </w:r>
           </w:p>
         </w:tc>
@@ -3305,7 +3289,7 @@
                 <w:color w:val="AAC4B6"/>
                 <w:sz w:val="21"/>
               </w:rPr>
-              <w:t>学习</w:t>
+              <w:t>学会</w:t>
             </w:r>
             <w:r>
               <w:rPr>
@@ -3343,7 +3327,7 @@
                 <w:color w:val="AAC4B6"/>
                 <w:sz w:val="21"/>
               </w:rPr>
-              <w:t>网上强</w:t>
+              <w:t>网上实力很强的</w:t>
             </w:r>
             <w:r>
               <w:rPr>
@@ -3361,7 +3345,7 @@
                 <w:color w:val="38BDF8"/>
                 <w:sz w:val="21"/>
               </w:rPr>
-              <w:t>业余棋手</w:t>
+              <w:t>业余者</w:t>
             </w:r>
             <w:r>
               <w:rPr>
@@ -3490,7 +3474,7 @@
                 <w:color w:val="AAC4B6"/>
                 <w:sz w:val="21"/>
               </w:rPr>
-              <w:t>随后</w:t>
+              <w:t>随后，</w:t>
             </w:r>
           </w:p>
         </w:tc>
@@ -3510,7 +3494,7 @@
                 <w:color w:val="AAC4B6"/>
                 <w:sz w:val="21"/>
               </w:rPr>
-              <w:t>通过数千万盘与自己的</w:t>
+              <w:t>在数千万盘的自我对弈</w:t>
             </w:r>
             <w:r>
               <w:rPr>
@@ -3546,7 +3530,7 @@
                 <w:color w:val="AAC4B6"/>
                 <w:sz w:val="21"/>
               </w:rPr>
-              <w:t>对局</w:t>
+              <w:t>中，它</w:t>
             </w:r>
             <w:r>
               <w:rPr>
@@ -3564,7 +3548,7 @@
                 <w:color w:val="F472B6"/>
                 <w:sz w:val="21"/>
               </w:rPr>
-              <w:t>磨炼了</w:t>
+              <w:t>磨砺了</w:t>
             </w:r>
             <w:r>
               <w:rPr>
@@ -3582,7 +3566,7 @@
                 <w:color w:val="AAC4B6"/>
                 <w:sz w:val="21"/>
               </w:rPr>
-              <w:t>棋艺。</w:t>
+              <w:t>棋力。</w:t>
             </w:r>
           </w:p>
         </w:tc>
@@ -3904,7 +3888,43 @@
                 <w:color w:val="F0F7F2"/>
                 <w:sz w:val="26"/>
               </w:rPr>
-              <w:t xml:space="preserve"> the roles</w:t>
+              <w:t xml:space="preserve"> the roles in </w:t>
+            </w:r>
+            <w:r>
+              <w:rPr>
+                <w:rFonts w:ascii="Calibri" w:hAnsi="Calibri" w:eastAsia="微软雅黑"/>
+                <w:b/>
+                <w:color w:val="FCA5A5"/>
+                <w:sz w:val="26"/>
+              </w:rPr>
+              <w:t>neat</w:t>
+            </w:r>
+            <w:r>
+              <w:rPr>
+                <w:rFonts w:ascii="Calibri" w:hAnsi="Calibri" w:eastAsia="微软雅黑"/>
+                <w:b w:val="0"/>
+                <w:color w:val="F0F7F2"/>
+                <w:sz w:val="26"/>
+              </w:rPr>
+              <w:t xml:space="preserve"> </w:t>
+            </w:r>
+            <w:r>
+              <w:rPr>
+                <w:rFonts w:ascii="Calibri" w:hAnsi="Calibri" w:eastAsia="微软雅黑"/>
+                <w:b/>
+                <w:color w:val="FBBF24"/>
+                <w:sz w:val="26"/>
+              </w:rPr>
+              <w:t>symmetry</w:t>
+            </w:r>
+            <w:r>
+              <w:rPr>
+                <w:rFonts w:ascii="Calibri" w:hAnsi="Calibri" w:eastAsia="微软雅黑"/>
+                <w:b w:val="0"/>
+                <w:color w:val="F0F7F2"/>
+                <w:sz w:val="26"/>
+              </w:rPr>
+              <w:t>.</w:t>
             </w:r>
           </w:p>
         </w:tc>
@@ -3926,7 +3946,7 @@
                 <w:color w:val="AAC4B6"/>
                 <w:sz w:val="21"/>
               </w:rPr>
-              <w:t>第四局于3月13日进行，</w:t>
+              <w:t>3月13日的第四局，</w:t>
             </w:r>
           </w:p>
         </w:tc>
@@ -3946,7 +3966,7 @@
                 <w:color w:val="AAC4B6"/>
                 <w:sz w:val="21"/>
               </w:rPr>
-              <w:t>双方角色</w:t>
+              <w:t>以</w:t>
             </w:r>
             <w:r>
               <w:rPr>
@@ -3961,10 +3981,10 @@
               <w:rPr>
                 <w:rFonts w:ascii="Calibri" w:hAnsi="Calibri" w:eastAsia="微软雅黑"/>
                 <w:b/>
-                <w:color w:val="5EEAD4"/>
+                <w:color w:val="FCA5A5"/>
                 <w:sz w:val="21"/>
               </w:rPr>
-              <w:t>互换了</w:t>
+              <w:t>巧妙的</w:t>
             </w:r>
             <w:r>
               <w:rPr>
@@ -3973,156 +3993,73 @@
                 <w:color w:val="AAC4B6"/>
                 <w:sz w:val="21"/>
               </w:rPr>
+              <w:t xml:space="preserve"> </w:t>
+            </w:r>
+            <w:r>
+              <w:rPr>
+                <w:rFonts w:ascii="Calibri" w:hAnsi="Calibri" w:eastAsia="微软雅黑"/>
+                <w:b/>
+                <w:color w:val="FBBF24"/>
+                <w:sz w:val="21"/>
+              </w:rPr>
+              <w:t>对称</w:t>
+            </w:r>
+            <w:r>
+              <w:rPr>
+                <w:rFonts w:ascii="Calibri" w:hAnsi="Calibri" w:eastAsia="微软雅黑"/>
+                <w:b w:val="0"/>
+                <w:color w:val="AAC4B6"/>
+                <w:sz w:val="21"/>
+              </w:rPr>
               <w:t>，</w:t>
+            </w:r>
+            <w:r>
+              <w:rPr>
+                <w:rFonts w:ascii="Calibri" w:hAnsi="Calibri" w:eastAsia="微软雅黑"/>
+                <w:b/>
+                <w:color w:val="5EEAD4"/>
+                <w:sz w:val="21"/>
+              </w:rPr>
+              <w:t>互换了</w:t>
+            </w:r>
+            <w:r>
+              <w:rPr>
+                <w:rFonts w:ascii="Calibri" w:hAnsi="Calibri" w:eastAsia="微软雅黑"/>
+                <w:b w:val="0"/>
+                <w:color w:val="AAC4B6"/>
+                <w:sz w:val="21"/>
+              </w:rPr>
+              <w:t xml:space="preserve"> </w:t>
+            </w:r>
+            <w:r>
+              <w:rPr>
+                <w:rFonts w:ascii="Calibri" w:hAnsi="Calibri" w:eastAsia="微软雅黑"/>
+                <w:b w:val="0"/>
+                <w:color w:val="AAC4B6"/>
+                <w:sz w:val="21"/>
+              </w:rPr>
+              <w:t>双方的角色。</w:t>
             </w:r>
           </w:p>
         </w:tc>
       </w:tr>
     </w:tbl>
-    <w:tbl>
-      <w:tblPr>
-        <w:tblW w:type="auto" w:w="0"/>
+    <w:p>
+      <w:pPr>
         <w:jc w:val="center"/>
-        <w:tblLayout w:type="autofit"/>
-        <w:tblLook w:firstColumn="1" w:firstRow="1" w:lastColumn="0" w:lastRow="0" w:noHBand="0" w:noVBand="1" w:val="04A0"/>
-        <w:tblBorders>
-          <w:top w:val="nil"/>
-          <w:left w:val="nil"/>
-          <w:bottom w:val="nil"/>
-          <w:right w:val="nil"/>
-          <w:insideH w:val="nil"/>
-          <w:insideV w:val="nil"/>
-        </w:tblBorders>
-      </w:tblPr>
-      <w:tblGrid>
-        <w:gridCol w:w="10540"/>
-      </w:tblGrid>
-      <w:tr>
-        <w:tc>
-          <w:tcPr>
-            <w:tcW w:type="dxa" w:w="10540"/>
-          </w:tcPr>
-          <w:p>
-            <w:pPr>
-              <w:spacing w:after="0"/>
-              <w:jc w:val="center"/>
-            </w:pPr>
-            <w:r>
-              <w:rPr>
-                <w:rFonts w:ascii="Calibri" w:hAnsi="Calibri" w:eastAsia="微软雅黑"/>
-                <w:b w:val="0"/>
-                <w:color w:val="F0F7F2"/>
-                <w:sz w:val="26"/>
-              </w:rPr>
-              <w:t xml:space="preserve">in </w:t>
-            </w:r>
-            <w:r>
-              <w:rPr>
-                <w:rFonts w:ascii="Calibri" w:hAnsi="Calibri" w:eastAsia="微软雅黑"/>
-                <w:b/>
-                <w:color w:val="FCA5A5"/>
-                <w:sz w:val="26"/>
-              </w:rPr>
-              <w:t>neat</w:t>
-            </w:r>
-            <w:r>
-              <w:rPr>
-                <w:rFonts w:ascii="Calibri" w:hAnsi="Calibri" w:eastAsia="微软雅黑"/>
-                <w:b w:val="0"/>
-                <w:color w:val="F0F7F2"/>
-                <w:sz w:val="26"/>
-              </w:rPr>
-              <w:t xml:space="preserve"> </w:t>
-            </w:r>
-            <w:r>
-              <w:rPr>
-                <w:rFonts w:ascii="Calibri" w:hAnsi="Calibri" w:eastAsia="微软雅黑"/>
-                <w:b/>
-                <w:color w:val="FBBF24"/>
-                <w:sz w:val="26"/>
-              </w:rPr>
-              <w:t>symmetry</w:t>
-            </w:r>
-            <w:r>
-              <w:rPr>
-                <w:rFonts w:ascii="Calibri" w:hAnsi="Calibri" w:eastAsia="微软雅黑"/>
-                <w:b w:val="0"/>
-                <w:color w:val="F0F7F2"/>
-                <w:sz w:val="26"/>
-              </w:rPr>
-              <w:t>.</w:t>
-            </w:r>
-          </w:p>
-        </w:tc>
-      </w:tr>
-      <w:tr>
-        <w:tc>
-          <w:tcPr>
-            <w:tcW w:type="dxa" w:w="10540"/>
-          </w:tcPr>
-          <w:p>
-            <w:pPr>
-              <w:spacing w:after="0"/>
-              <w:jc w:val="center"/>
-            </w:pPr>
-            <w:r>
-              <w:rPr>
-                <w:rFonts w:ascii="Calibri" w:hAnsi="Calibri" w:eastAsia="微软雅黑"/>
-                <w:b w:val="0"/>
-                <w:color w:val="AAC4B6"/>
-                <w:sz w:val="21"/>
-              </w:rPr>
-              <w:t>形成</w:t>
-            </w:r>
-            <w:r>
-              <w:rPr>
-                <w:rFonts w:ascii="Calibri" w:hAnsi="Calibri" w:eastAsia="微软雅黑"/>
-                <w:b w:val="0"/>
-                <w:color w:val="AAC4B6"/>
-                <w:sz w:val="21"/>
-              </w:rPr>
-              <w:t xml:space="preserve"> </w:t>
-            </w:r>
-            <w:r>
-              <w:rPr>
-                <w:rFonts w:ascii="Calibri" w:hAnsi="Calibri" w:eastAsia="微软雅黑"/>
-                <w:b/>
-                <w:color w:val="FCA5A5"/>
-                <w:sz w:val="21"/>
-              </w:rPr>
-              <w:t>工整的</w:t>
-            </w:r>
-            <w:r>
-              <w:rPr>
-                <w:rFonts w:ascii="Calibri" w:hAnsi="Calibri" w:eastAsia="微软雅黑"/>
-                <w:b w:val="0"/>
-                <w:color w:val="AAC4B6"/>
-                <w:sz w:val="21"/>
-              </w:rPr>
-              <w:t xml:space="preserve"> </w:t>
-            </w:r>
-            <w:r>
-              <w:rPr>
-                <w:rFonts w:ascii="Calibri" w:hAnsi="Calibri" w:eastAsia="微软雅黑"/>
-                <w:b/>
-                <w:color w:val="FBBF24"/>
-                <w:sz w:val="21"/>
-              </w:rPr>
-              <w:t>对称</w:t>
-            </w:r>
-            <w:r>
-              <w:rPr>
-                <w:rFonts w:ascii="Calibri" w:hAnsi="Calibri" w:eastAsia="微软雅黑"/>
-                <w:b w:val="0"/>
-                <w:color w:val="AAC4B6"/>
-                <w:sz w:val="21"/>
-              </w:rPr>
-              <w:t>。</w:t>
-            </w:r>
-          </w:p>
-        </w:tc>
-      </w:tr>
-    </w:tbl>
+      </w:pPr>
+      <w:r>
+        <w:rPr>
+          <w:rFonts w:ascii="Calibri" w:hAnsi="Calibri" w:eastAsia="微软雅黑"/>
+          <w:b w:val="0"/>
+          <w:color w:val="AAC4B6"/>
+          <w:sz w:val="20"/>
+        </w:rPr>
+        <w:t>（互换角色：之前（第二局）AlphaGo 是赢家、人类棋手是输家；</w:t>
+        <w:br/>
+        <w:t>现在（第四局）互换了，人类棋手是赢家、AlphaGo 是输家）</w:t>
+      </w:r>
+    </w:p>
     <w:p>
       <w:pPr>
         <w:spacing w:after="40"/>
@@ -5024,6 +4961,10 @@
           <w:sz w:val="20"/>
         </w:rPr>
         <w:t>（amid：在……之中）</w:t>
+        <w:br/>
+        <w:t>（consolation：通常作名词，</w:t>
+        <w:br/>
+        <w:t>指失望、悲伤或遭受打击时得到的安慰和心理宽慰）</w:t>
       </w:r>
     </w:p>
     <w:p>
@@ -5234,7 +5175,7 @@
                 <w:color w:val="F472B6"/>
                 <w:sz w:val="21"/>
               </w:rPr>
-              <w:t>赛场</w:t>
+              <w:t>巡回赛</w:t>
             </w:r>
             <w:r>
               <w:rPr>
@@ -5243,7 +5184,7 @@
                 <w:color w:val="AAC4B6"/>
                 <w:sz w:val="21"/>
               </w:rPr>
-              <w:t>，</w:t>
+              <w:t>（退役），</w:t>
             </w:r>
           </w:p>
         </w:tc>
@@ -5703,7 +5644,7 @@
                 <w:color w:val="5EEAD4"/>
                 <w:sz w:val="21"/>
               </w:rPr>
-              <w:t>无法击败的</w:t>
+              <w:t>不可战胜的/无敌的</w:t>
             </w:r>
             <w:r>
               <w:rPr>
@@ -5750,7 +5691,7 @@
                 <w:color w:val="AAC4B6"/>
                 <w:sz w:val="21"/>
               </w:rPr>
-              <w:t>他说</w:t>
+              <w:t>他说，</w:t>
             </w:r>
           </w:p>
         </w:tc>
@@ -5770,7 +5711,7 @@
                 <w:color w:val="AAC4B6"/>
                 <w:sz w:val="21"/>
               </w:rPr>
-              <w:t>自己已无法登上</w:t>
+              <w:t>那个</w:t>
             </w:r>
             <w:r>
               <w:rPr>
@@ -5797,7 +5738,16 @@
                 <w:color w:val="AAC4B6"/>
                 <w:sz w:val="21"/>
               </w:rPr>
-              <w:t>。</w:t>
+              <w:t xml:space="preserve"> </w:t>
+            </w:r>
+            <w:r>
+              <w:rPr>
+                <w:rFonts w:ascii="Calibri" w:hAnsi="Calibri" w:eastAsia="微软雅黑"/>
+                <w:b w:val="0"/>
+                <w:color w:val="AAC4B6"/>
+                <w:sz w:val="21"/>
+              </w:rPr>
+              <w:t>已非他所能企及。</w:t>
             </w:r>
           </w:p>
         </w:tc>
@@ -5922,7 +5872,7 @@
                 <w:color w:val="AAC4B6"/>
                 <w:sz w:val="21"/>
               </w:rPr>
-              <w:t>为他赢下唯一一局的那一子，</w:t>
+              <w:t>他唯一的一场胜局，却源自一着棋。</w:t>
             </w:r>
           </w:p>
         </w:tc>
@@ -5985,7 +5935,7 @@
                 <w:color w:val="AAC4B6"/>
                 <w:sz w:val="21"/>
               </w:rPr>
-              <w:t>按 DeepMind 的数据，它的概率</w:t>
+              <w:t>根据 DeepMind 的数据，这手棋的胜率，</w:t>
             </w:r>
           </w:p>
         </w:tc>
@@ -6084,7 +6034,7 @@
                 <w:color w:val="AAC4B6"/>
                 <w:sz w:val="21"/>
               </w:rPr>
-              <w:t>和 AlphaGo 那记</w:t>
+              <w:t>和 AlphaGo 那次</w:t>
             </w:r>
             <w:r>
               <w:rPr>
@@ -6138,7 +6088,7 @@
                 <w:color w:val="38BDF8"/>
                 <w:sz w:val="21"/>
               </w:rPr>
-              <w:t>渺茫</w:t>
+              <w:t>极低/渺茫/非常微小</w:t>
             </w:r>
             <w:r>
               <w:rPr>

--- a/视频/对照文本/11-文本.docx
+++ b/视频/对照文本/11-文本.docx
@@ -2178,7 +2178,7 @@
                 <w:color w:val="FCA5A5"/>
                 <w:sz w:val="21"/>
               </w:rPr>
-              <w:t>出人意料的</w:t>
+              <w:t>出乎意料的</w:t>
             </w:r>
             <w:r>
               <w:rPr>
@@ -3494,7 +3494,7 @@
                 <w:color w:val="AAC4B6"/>
                 <w:sz w:val="21"/>
               </w:rPr>
-              <w:t>在数千万盘的自我对弈</w:t>
+              <w:t>在经过了数千万盘自我对弈的</w:t>
             </w:r>
             <w:r>
               <w:rPr>
@@ -3530,7 +3530,7 @@
                 <w:color w:val="AAC4B6"/>
                 <w:sz w:val="21"/>
               </w:rPr>
-              <w:t>中，它</w:t>
+              <w:t>比赛后，它</w:t>
             </w:r>
             <w:r>
               <w:rPr>
@@ -4055,9 +4055,9 @@
           <w:color w:val="AAC4B6"/>
           <w:sz w:val="20"/>
         </w:rPr>
-        <w:t>（互换角色：之前（第二局）AlphaGo 是赢家、人类棋手是输家；</w:t>
+        <w:t>（互换角色：第二局 AlphaGo 靠万分之一的第37手赢了人类棋手；</w:t>
         <w:br/>
-        <w:t>现在（第四局）互换了，人类棋手是赢家、AlphaGo 是输家）</w:t>
+        <w:t>第四局反过来，人类棋手靠万分之一的第78手赢了 AlphaGo）</w:t>
       </w:r>
     </w:p>
     <w:p>
@@ -5381,7 +5381,7 @@
                 <w:color w:val="AAC4B6"/>
                 <w:sz w:val="21"/>
               </w:rPr>
-              <w:t>归因于</w:t>
+              <w:t>归咎于</w:t>
             </w:r>
           </w:p>
         </w:tc>
@@ -5465,7 +5465,7 @@
         </w:rPr>
         <w:t>（a farewell he tied to…：同位语，说明前面整件事；</w:t>
         <w:br/>
-        <w:t>tie A to B：把A和B联系起来，这里指把A归因于B）</w:t>
+        <w:t>tie A to B：把A和B联系起来，这里指把A归咎于B）</w:t>
       </w:r>
     </w:p>
     <w:p>
